--- a/worksheets/RP_L1_SecurityDesk_Worksheet.docx
+++ b/worksheets/RP_L1_SecurityDesk_Worksheet.docx
@@ -540,7 +540,7 @@
                 <w:sz w:val="21"/>
                 <w:szCs w:val="21"/>
               </w:rPr>
-              <w:t xml:space="preserve">What validation could be performed on a sign-up form with fields for full name, phone or email, and password?</w:t>
+              <w:t xml:space="preserve">A club membership form asks for a name, a date of birth and a mobile number. For each field, write down one check the program should make before it accepts the data.</w:t>
             </w:r>
           </w:p>
           <w:tbl>
@@ -1323,6 +1323,218 @@
               </w:tc>
             </w:tr>
           </w:tbl>
+          <w:p>
+            <w:pPr>
+              <w:keepNext/>
+              <w:spacing w:after="60" w:before="120"/>
+            </w:pPr>
+            <w:r>
+              <w:rPr>
+                <w:rFonts w:ascii="Arial" w:cs="Arial" w:eastAsia="Arial" w:hAnsi="Arial"/>
+                <w:b/>
+                <w:bCs/>
+                <w:sz w:val="21"/>
+                <w:szCs w:val="21"/>
+              </w:rPr>
+              <w:t xml:space="preserve">What is defensive design?</w:t>
+            </w:r>
+          </w:p>
+          <w:tbl>
+            <w:tblPr>
+              <w:tblW w:type="dxa" w:w="10026"/>
+              <w:tblBorders>
+                <w:top w:val="single" w:color="auto" w:sz="4"/>
+                <w:left w:val="single" w:color="auto" w:sz="4"/>
+                <w:bottom w:val="single" w:color="auto" w:sz="4"/>
+                <w:right w:val="single" w:color="auto" w:sz="4"/>
+                <w:insideH w:val="single" w:color="auto" w:sz="4"/>
+                <w:insideV w:val="single" w:color="auto" w:sz="4"/>
+              </w:tblBorders>
+            </w:tblPr>
+            <w:tblGrid>
+              <w:gridCol w:w="10026"/>
+            </w:tblGrid>
+            <w:tr>
+              <w:trPr>
+                <w:cantSplit/>
+                <w:trHeight w:val="460" w:hRule="exact"/>
+              </w:trPr>
+              <w:tc>
+                <w:tcPr>
+                  <w:tcW w:type="dxa" w:w="10026"/>
+                  <w:tcBorders>
+                    <w:top w:val="none" w:color="FFFFFF" w:sz="0"/>
+                    <w:left w:val="none" w:color="FFFFFF" w:sz="0"/>
+                    <w:bottom w:val="dotted" w:color="9AA8BC" w:sz="6"/>
+                    <w:right w:val="none" w:color="FFFFFF" w:sz="0"/>
+                  </w:tcBorders>
+                  <w:tcMar>
+                    <w:left w:type="dxa" w:w="0"/>
+                    <w:bottom w:type="dxa" w:w="20"/>
+                    <w:right w:type="dxa" w:w="0"/>
+                  </w:tcMar>
+                  <w:vAlign w:val="bottom"/>
+                </w:tcPr>
+                <w:p>
+                  <w:pPr>
+                    <w:spacing w:after="0" w:before="0"/>
+                  </w:pPr>
+                  <w:r>
+                    <w:rPr>
+                      <w:rFonts w:ascii="Arial" w:cs="Arial" w:eastAsia="Arial" w:hAnsi="Arial"/>
+                      <w:color w:val="5A6B85"/>
+                      <w:sz w:val="21"/>
+                      <w:szCs w:val="21"/>
+                    </w:rPr>
+                    <w:t xml:space="preserve"/>
+                  </w:r>
+                </w:p>
+              </w:tc>
+            </w:tr>
+            <w:tr>
+              <w:trPr>
+                <w:cantSplit/>
+                <w:trHeight w:val="460" w:hRule="exact"/>
+              </w:trPr>
+              <w:tc>
+                <w:tcPr>
+                  <w:tcW w:type="dxa" w:w="10026"/>
+                  <w:tcBorders>
+                    <w:top w:val="none" w:color="FFFFFF" w:sz="0"/>
+                    <w:left w:val="none" w:color="FFFFFF" w:sz="0"/>
+                    <w:bottom w:val="dotted" w:color="9AA8BC" w:sz="6"/>
+                    <w:right w:val="none" w:color="FFFFFF" w:sz="0"/>
+                  </w:tcBorders>
+                  <w:tcMar>
+                    <w:left w:type="dxa" w:w="0"/>
+                    <w:bottom w:type="dxa" w:w="20"/>
+                    <w:right w:type="dxa" w:w="0"/>
+                  </w:tcMar>
+                  <w:vAlign w:val="bottom"/>
+                </w:tcPr>
+                <w:p>
+                  <w:pPr>
+                    <w:spacing w:after="0" w:before="0"/>
+                  </w:pPr>
+                  <w:r>
+                    <w:rPr>
+                      <w:rFonts w:ascii="Arial" w:cs="Arial" w:eastAsia="Arial" w:hAnsi="Arial"/>
+                      <w:color w:val="5A6B85"/>
+                      <w:sz w:val="21"/>
+                      <w:szCs w:val="21"/>
+                    </w:rPr>
+                    <w:t xml:space="preserve"/>
+                  </w:r>
+                </w:p>
+              </w:tc>
+            </w:tr>
+          </w:tbl>
+          <w:p>
+            <w:pPr>
+              <w:keepNext/>
+              <w:spacing w:after="60" w:before="120"/>
+            </w:pPr>
+            <w:r>
+              <w:rPr>
+                <w:rFonts w:ascii="Arial" w:cs="Arial" w:eastAsia="Arial" w:hAnsi="Arial"/>
+                <w:b/>
+                <w:bCs/>
+                <w:sz w:val="21"/>
+                <w:szCs w:val="21"/>
+              </w:rPr>
+              <w:t xml:space="preserve">What is input validation?</w:t>
+            </w:r>
+          </w:p>
+          <w:tbl>
+            <w:tblPr>
+              <w:tblW w:type="dxa" w:w="10026"/>
+              <w:tblBorders>
+                <w:top w:val="single" w:color="auto" w:sz="4"/>
+                <w:left w:val="single" w:color="auto" w:sz="4"/>
+                <w:bottom w:val="single" w:color="auto" w:sz="4"/>
+                <w:right w:val="single" w:color="auto" w:sz="4"/>
+                <w:insideH w:val="single" w:color="auto" w:sz="4"/>
+                <w:insideV w:val="single" w:color="auto" w:sz="4"/>
+              </w:tblBorders>
+            </w:tblPr>
+            <w:tblGrid>
+              <w:gridCol w:w="10026"/>
+            </w:tblGrid>
+            <w:tr>
+              <w:trPr>
+                <w:cantSplit/>
+                <w:trHeight w:val="460" w:hRule="exact"/>
+              </w:trPr>
+              <w:tc>
+                <w:tcPr>
+                  <w:tcW w:type="dxa" w:w="10026"/>
+                  <w:tcBorders>
+                    <w:top w:val="none" w:color="FFFFFF" w:sz="0"/>
+                    <w:left w:val="none" w:color="FFFFFF" w:sz="0"/>
+                    <w:bottom w:val="dotted" w:color="9AA8BC" w:sz="6"/>
+                    <w:right w:val="none" w:color="FFFFFF" w:sz="0"/>
+                  </w:tcBorders>
+                  <w:tcMar>
+                    <w:left w:type="dxa" w:w="0"/>
+                    <w:bottom w:type="dxa" w:w="20"/>
+                    <w:right w:type="dxa" w:w="0"/>
+                  </w:tcMar>
+                  <w:vAlign w:val="bottom"/>
+                </w:tcPr>
+                <w:p>
+                  <w:pPr>
+                    <w:spacing w:after="0" w:before="0"/>
+                  </w:pPr>
+                  <w:r>
+                    <w:rPr>
+                      <w:rFonts w:ascii="Arial" w:cs="Arial" w:eastAsia="Arial" w:hAnsi="Arial"/>
+                      <w:color w:val="5A6B85"/>
+                      <w:sz w:val="21"/>
+                      <w:szCs w:val="21"/>
+                    </w:rPr>
+                    <w:t xml:space="preserve"/>
+                  </w:r>
+                </w:p>
+              </w:tc>
+            </w:tr>
+            <w:tr>
+              <w:trPr>
+                <w:cantSplit/>
+                <w:trHeight w:val="460" w:hRule="exact"/>
+              </w:trPr>
+              <w:tc>
+                <w:tcPr>
+                  <w:tcW w:type="dxa" w:w="10026"/>
+                  <w:tcBorders>
+                    <w:top w:val="none" w:color="FFFFFF" w:sz="0"/>
+                    <w:left w:val="none" w:color="FFFFFF" w:sz="0"/>
+                    <w:bottom w:val="dotted" w:color="9AA8BC" w:sz="6"/>
+                    <w:right w:val="none" w:color="FFFFFF" w:sz="0"/>
+                  </w:tcBorders>
+                  <w:tcMar>
+                    <w:left w:type="dxa" w:w="0"/>
+                    <w:bottom w:type="dxa" w:w="20"/>
+                    <w:right w:type="dxa" w:w="0"/>
+                  </w:tcMar>
+                  <w:vAlign w:val="bottom"/>
+                </w:tcPr>
+                <w:p>
+                  <w:pPr>
+                    <w:spacing w:after="0" w:before="0"/>
+                  </w:pPr>
+                  <w:r>
+                    <w:rPr>
+                      <w:rFonts w:ascii="Arial" w:cs="Arial" w:eastAsia="Arial" w:hAnsi="Arial"/>
+                      <w:color w:val="5A6B85"/>
+                      <w:sz w:val="21"/>
+                      <w:szCs w:val="21"/>
+                    </w:rPr>
+                    <w:t xml:space="preserve"/>
+                  </w:r>
+                </w:p>
+              </w:tc>
+            </w:tr>
+          </w:tbl>
           <w:p/>
         </w:tc>
       </w:tr>
@@ -1514,6 +1726,218 @@
                 <w:szCs w:val="21"/>
               </w:rPr>
               <w:t xml:space="preserve">Which inputs on a sign-up form need a type check?</w:t>
+            </w:r>
+          </w:p>
+          <w:tbl>
+            <w:tblPr>
+              <w:tblW w:type="dxa" w:w="10026"/>
+              <w:tblBorders>
+                <w:top w:val="single" w:color="auto" w:sz="4"/>
+                <w:left w:val="single" w:color="auto" w:sz="4"/>
+                <w:bottom w:val="single" w:color="auto" w:sz="4"/>
+                <w:right w:val="single" w:color="auto" w:sz="4"/>
+                <w:insideH w:val="single" w:color="auto" w:sz="4"/>
+                <w:insideV w:val="single" w:color="auto" w:sz="4"/>
+              </w:tblBorders>
+            </w:tblPr>
+            <w:tblGrid>
+              <w:gridCol w:w="10026"/>
+            </w:tblGrid>
+            <w:tr>
+              <w:trPr>
+                <w:cantSplit/>
+                <w:trHeight w:val="460" w:hRule="exact"/>
+              </w:trPr>
+              <w:tc>
+                <w:tcPr>
+                  <w:tcW w:type="dxa" w:w="10026"/>
+                  <w:tcBorders>
+                    <w:top w:val="none" w:color="FFFFFF" w:sz="0"/>
+                    <w:left w:val="none" w:color="FFFFFF" w:sz="0"/>
+                    <w:bottom w:val="dotted" w:color="9AA8BC" w:sz="6"/>
+                    <w:right w:val="none" w:color="FFFFFF" w:sz="0"/>
+                  </w:tcBorders>
+                  <w:tcMar>
+                    <w:left w:type="dxa" w:w="0"/>
+                    <w:bottom w:type="dxa" w:w="20"/>
+                    <w:right w:type="dxa" w:w="0"/>
+                  </w:tcMar>
+                  <w:vAlign w:val="bottom"/>
+                </w:tcPr>
+                <w:p>
+                  <w:pPr>
+                    <w:spacing w:after="0" w:before="0"/>
+                  </w:pPr>
+                  <w:r>
+                    <w:rPr>
+                      <w:rFonts w:ascii="Arial" w:cs="Arial" w:eastAsia="Arial" w:hAnsi="Arial"/>
+                      <w:color w:val="5A6B85"/>
+                      <w:sz w:val="21"/>
+                      <w:szCs w:val="21"/>
+                    </w:rPr>
+                    <w:t xml:space="preserve"/>
+                  </w:r>
+                </w:p>
+              </w:tc>
+            </w:tr>
+            <w:tr>
+              <w:trPr>
+                <w:cantSplit/>
+                <w:trHeight w:val="460" w:hRule="exact"/>
+              </w:trPr>
+              <w:tc>
+                <w:tcPr>
+                  <w:tcW w:type="dxa" w:w="10026"/>
+                  <w:tcBorders>
+                    <w:top w:val="none" w:color="FFFFFF" w:sz="0"/>
+                    <w:left w:val="none" w:color="FFFFFF" w:sz="0"/>
+                    <w:bottom w:val="dotted" w:color="9AA8BC" w:sz="6"/>
+                    <w:right w:val="none" w:color="FFFFFF" w:sz="0"/>
+                  </w:tcBorders>
+                  <w:tcMar>
+                    <w:left w:type="dxa" w:w="0"/>
+                    <w:bottom w:type="dxa" w:w="20"/>
+                    <w:right w:type="dxa" w:w="0"/>
+                  </w:tcMar>
+                  <w:vAlign w:val="bottom"/>
+                </w:tcPr>
+                <w:p>
+                  <w:pPr>
+                    <w:spacing w:after="0" w:before="0"/>
+                  </w:pPr>
+                  <w:r>
+                    <w:rPr>
+                      <w:rFonts w:ascii="Arial" w:cs="Arial" w:eastAsia="Arial" w:hAnsi="Arial"/>
+                      <w:color w:val="5A6B85"/>
+                      <w:sz w:val="21"/>
+                      <w:szCs w:val="21"/>
+                    </w:rPr>
+                    <w:t xml:space="preserve"/>
+                  </w:r>
+                </w:p>
+              </w:tc>
+            </w:tr>
+          </w:tbl>
+          <w:p>
+            <w:pPr>
+              <w:keepNext/>
+              <w:spacing w:after="60" w:before="120"/>
+            </w:pPr>
+            <w:r>
+              <w:rPr>
+                <w:rFonts w:ascii="Arial" w:cs="Arial" w:eastAsia="Arial" w:hAnsi="Arial"/>
+                <w:b/>
+                <w:bCs/>
+                <w:sz w:val="21"/>
+                <w:szCs w:val="21"/>
+              </w:rPr>
+              <w:t xml:space="preserve">Which check would stop 'twelve' being entered as an age?</w:t>
+            </w:r>
+          </w:p>
+          <w:tbl>
+            <w:tblPr>
+              <w:tblW w:type="dxa" w:w="10026"/>
+              <w:tblBorders>
+                <w:top w:val="single" w:color="auto" w:sz="4"/>
+                <w:left w:val="single" w:color="auto" w:sz="4"/>
+                <w:bottom w:val="single" w:color="auto" w:sz="4"/>
+                <w:right w:val="single" w:color="auto" w:sz="4"/>
+                <w:insideH w:val="single" w:color="auto" w:sz="4"/>
+                <w:insideV w:val="single" w:color="auto" w:sz="4"/>
+              </w:tblBorders>
+            </w:tblPr>
+            <w:tblGrid>
+              <w:gridCol w:w="10026"/>
+            </w:tblGrid>
+            <w:tr>
+              <w:trPr>
+                <w:cantSplit/>
+                <w:trHeight w:val="460" w:hRule="exact"/>
+              </w:trPr>
+              <w:tc>
+                <w:tcPr>
+                  <w:tcW w:type="dxa" w:w="10026"/>
+                  <w:tcBorders>
+                    <w:top w:val="none" w:color="FFFFFF" w:sz="0"/>
+                    <w:left w:val="none" w:color="FFFFFF" w:sz="0"/>
+                    <w:bottom w:val="dotted" w:color="9AA8BC" w:sz="6"/>
+                    <w:right w:val="none" w:color="FFFFFF" w:sz="0"/>
+                  </w:tcBorders>
+                  <w:tcMar>
+                    <w:left w:type="dxa" w:w="0"/>
+                    <w:bottom w:type="dxa" w:w="20"/>
+                    <w:right w:type="dxa" w:w="0"/>
+                  </w:tcMar>
+                  <w:vAlign w:val="bottom"/>
+                </w:tcPr>
+                <w:p>
+                  <w:pPr>
+                    <w:spacing w:after="0" w:before="0"/>
+                  </w:pPr>
+                  <w:r>
+                    <w:rPr>
+                      <w:rFonts w:ascii="Arial" w:cs="Arial" w:eastAsia="Arial" w:hAnsi="Arial"/>
+                      <w:color w:val="5A6B85"/>
+                      <w:sz w:val="21"/>
+                      <w:szCs w:val="21"/>
+                    </w:rPr>
+                    <w:t xml:space="preserve"/>
+                  </w:r>
+                </w:p>
+              </w:tc>
+            </w:tr>
+            <w:tr>
+              <w:trPr>
+                <w:cantSplit/>
+                <w:trHeight w:val="460" w:hRule="exact"/>
+              </w:trPr>
+              <w:tc>
+                <w:tcPr>
+                  <w:tcW w:type="dxa" w:w="10026"/>
+                  <w:tcBorders>
+                    <w:top w:val="none" w:color="FFFFFF" w:sz="0"/>
+                    <w:left w:val="none" w:color="FFFFFF" w:sz="0"/>
+                    <w:bottom w:val="dotted" w:color="9AA8BC" w:sz="6"/>
+                    <w:right w:val="none" w:color="FFFFFF" w:sz="0"/>
+                  </w:tcBorders>
+                  <w:tcMar>
+                    <w:left w:type="dxa" w:w="0"/>
+                    <w:bottom w:type="dxa" w:w="20"/>
+                    <w:right w:type="dxa" w:w="0"/>
+                  </w:tcMar>
+                  <w:vAlign w:val="bottom"/>
+                </w:tcPr>
+                <w:p>
+                  <w:pPr>
+                    <w:spacing w:after="0" w:before="0"/>
+                  </w:pPr>
+                  <w:r>
+                    <w:rPr>
+                      <w:rFonts w:ascii="Arial" w:cs="Arial" w:eastAsia="Arial" w:hAnsi="Arial"/>
+                      <w:color w:val="5A6B85"/>
+                      <w:sz w:val="21"/>
+                      <w:szCs w:val="21"/>
+                    </w:rPr>
+                    <w:t xml:space="preserve"/>
+                  </w:r>
+                </w:p>
+              </w:tc>
+            </w:tr>
+          </w:tbl>
+          <w:p>
+            <w:pPr>
+              <w:keepNext/>
+              <w:spacing w:after="60" w:before="120"/>
+            </w:pPr>
+            <w:r>
+              <w:rPr>
+                <w:rFonts w:ascii="Arial" w:cs="Arial" w:eastAsia="Arial" w:hAnsi="Arial"/>
+                <w:b/>
+                <w:bCs/>
+                <w:sz w:val="21"/>
+                <w:szCs w:val="21"/>
+              </w:rPr>
+              <w:t xml:space="preserve">What does isnumeric() check in the code?</w:t>
             </w:r>
           </w:p>
           <w:tbl>
@@ -1889,6 +2313,218 @@
               </w:tc>
             </w:tr>
           </w:tbl>
+          <w:p>
+            <w:pPr>
+              <w:keepNext/>
+              <w:spacing w:after="60" w:before="120"/>
+            </w:pPr>
+            <w:r>
+              <w:rPr>
+                <w:rFonts w:ascii="Arial" w:cs="Arial" w:eastAsia="Arial" w:hAnsi="Arial"/>
+                <w:b/>
+                <w:bCs/>
+                <w:sz w:val="21"/>
+                <w:szCs w:val="21"/>
+              </w:rPr>
+              <w:t xml:space="preserve">Which check would reject a month of 13?</w:t>
+            </w:r>
+          </w:p>
+          <w:tbl>
+            <w:tblPr>
+              <w:tblW w:type="dxa" w:w="10026"/>
+              <w:tblBorders>
+                <w:top w:val="single" w:color="auto" w:sz="4"/>
+                <w:left w:val="single" w:color="auto" w:sz="4"/>
+                <w:bottom w:val="single" w:color="auto" w:sz="4"/>
+                <w:right w:val="single" w:color="auto" w:sz="4"/>
+                <w:insideH w:val="single" w:color="auto" w:sz="4"/>
+                <w:insideV w:val="single" w:color="auto" w:sz="4"/>
+              </w:tblBorders>
+            </w:tblPr>
+            <w:tblGrid>
+              <w:gridCol w:w="10026"/>
+            </w:tblGrid>
+            <w:tr>
+              <w:trPr>
+                <w:cantSplit/>
+                <w:trHeight w:val="460" w:hRule="exact"/>
+              </w:trPr>
+              <w:tc>
+                <w:tcPr>
+                  <w:tcW w:type="dxa" w:w="10026"/>
+                  <w:tcBorders>
+                    <w:top w:val="none" w:color="FFFFFF" w:sz="0"/>
+                    <w:left w:val="none" w:color="FFFFFF" w:sz="0"/>
+                    <w:bottom w:val="dotted" w:color="9AA8BC" w:sz="6"/>
+                    <w:right w:val="none" w:color="FFFFFF" w:sz="0"/>
+                  </w:tcBorders>
+                  <w:tcMar>
+                    <w:left w:type="dxa" w:w="0"/>
+                    <w:bottom w:type="dxa" w:w="20"/>
+                    <w:right w:type="dxa" w:w="0"/>
+                  </w:tcMar>
+                  <w:vAlign w:val="bottom"/>
+                </w:tcPr>
+                <w:p>
+                  <w:pPr>
+                    <w:spacing w:after="0" w:before="0"/>
+                  </w:pPr>
+                  <w:r>
+                    <w:rPr>
+                      <w:rFonts w:ascii="Arial" w:cs="Arial" w:eastAsia="Arial" w:hAnsi="Arial"/>
+                      <w:color w:val="5A6B85"/>
+                      <w:sz w:val="21"/>
+                      <w:szCs w:val="21"/>
+                    </w:rPr>
+                    <w:t xml:space="preserve"/>
+                  </w:r>
+                </w:p>
+              </w:tc>
+            </w:tr>
+            <w:tr>
+              <w:trPr>
+                <w:cantSplit/>
+                <w:trHeight w:val="460" w:hRule="exact"/>
+              </w:trPr>
+              <w:tc>
+                <w:tcPr>
+                  <w:tcW w:type="dxa" w:w="10026"/>
+                  <w:tcBorders>
+                    <w:top w:val="none" w:color="FFFFFF" w:sz="0"/>
+                    <w:left w:val="none" w:color="FFFFFF" w:sz="0"/>
+                    <w:bottom w:val="dotted" w:color="9AA8BC" w:sz="6"/>
+                    <w:right w:val="none" w:color="FFFFFF" w:sz="0"/>
+                  </w:tcBorders>
+                  <w:tcMar>
+                    <w:left w:type="dxa" w:w="0"/>
+                    <w:bottom w:type="dxa" w:w="20"/>
+                    <w:right w:type="dxa" w:w="0"/>
+                  </w:tcMar>
+                  <w:vAlign w:val="bottom"/>
+                </w:tcPr>
+                <w:p>
+                  <w:pPr>
+                    <w:spacing w:after="0" w:before="0"/>
+                  </w:pPr>
+                  <w:r>
+                    <w:rPr>
+                      <w:rFonts w:ascii="Arial" w:cs="Arial" w:eastAsia="Arial" w:hAnsi="Arial"/>
+                      <w:color w:val="5A6B85"/>
+                      <w:sz w:val="21"/>
+                      <w:szCs w:val="21"/>
+                    </w:rPr>
+                    <w:t xml:space="preserve"/>
+                  </w:r>
+                </w:p>
+              </w:tc>
+            </w:tr>
+          </w:tbl>
+          <w:p>
+            <w:pPr>
+              <w:keepNext/>
+              <w:spacing w:after="60" w:before="120"/>
+            </w:pPr>
+            <w:r>
+              <w:rPr>
+                <w:rFonts w:ascii="Arial" w:cs="Arial" w:eastAsia="Arial" w:hAnsi="Arial"/>
+                <w:b/>
+                <w:bCs/>
+                <w:sz w:val="21"/>
+                <w:szCs w:val="21"/>
+              </w:rPr>
+              <w:t xml:space="preserve">A menu accepts 1, 2 or 3. Which input should a range check reject?</w:t>
+            </w:r>
+          </w:p>
+          <w:tbl>
+            <w:tblPr>
+              <w:tblW w:type="dxa" w:w="10026"/>
+              <w:tblBorders>
+                <w:top w:val="single" w:color="auto" w:sz="4"/>
+                <w:left w:val="single" w:color="auto" w:sz="4"/>
+                <w:bottom w:val="single" w:color="auto" w:sz="4"/>
+                <w:right w:val="single" w:color="auto" w:sz="4"/>
+                <w:insideH w:val="single" w:color="auto" w:sz="4"/>
+                <w:insideV w:val="single" w:color="auto" w:sz="4"/>
+              </w:tblBorders>
+            </w:tblPr>
+            <w:tblGrid>
+              <w:gridCol w:w="10026"/>
+            </w:tblGrid>
+            <w:tr>
+              <w:trPr>
+                <w:cantSplit/>
+                <w:trHeight w:val="460" w:hRule="exact"/>
+              </w:trPr>
+              <w:tc>
+                <w:tcPr>
+                  <w:tcW w:type="dxa" w:w="10026"/>
+                  <w:tcBorders>
+                    <w:top w:val="none" w:color="FFFFFF" w:sz="0"/>
+                    <w:left w:val="none" w:color="FFFFFF" w:sz="0"/>
+                    <w:bottom w:val="dotted" w:color="9AA8BC" w:sz="6"/>
+                    <w:right w:val="none" w:color="FFFFFF" w:sz="0"/>
+                  </w:tcBorders>
+                  <w:tcMar>
+                    <w:left w:type="dxa" w:w="0"/>
+                    <w:bottom w:type="dxa" w:w="20"/>
+                    <w:right w:type="dxa" w:w="0"/>
+                  </w:tcMar>
+                  <w:vAlign w:val="bottom"/>
+                </w:tcPr>
+                <w:p>
+                  <w:pPr>
+                    <w:spacing w:after="0" w:before="0"/>
+                  </w:pPr>
+                  <w:r>
+                    <w:rPr>
+                      <w:rFonts w:ascii="Arial" w:cs="Arial" w:eastAsia="Arial" w:hAnsi="Arial"/>
+                      <w:color w:val="5A6B85"/>
+                      <w:sz w:val="21"/>
+                      <w:szCs w:val="21"/>
+                    </w:rPr>
+                    <w:t xml:space="preserve"/>
+                  </w:r>
+                </w:p>
+              </w:tc>
+            </w:tr>
+            <w:tr>
+              <w:trPr>
+                <w:cantSplit/>
+                <w:trHeight w:val="460" w:hRule="exact"/>
+              </w:trPr>
+              <w:tc>
+                <w:tcPr>
+                  <w:tcW w:type="dxa" w:w="10026"/>
+                  <w:tcBorders>
+                    <w:top w:val="none" w:color="FFFFFF" w:sz="0"/>
+                    <w:left w:val="none" w:color="FFFFFF" w:sz="0"/>
+                    <w:bottom w:val="dotted" w:color="9AA8BC" w:sz="6"/>
+                    <w:right w:val="none" w:color="FFFFFF" w:sz="0"/>
+                  </w:tcBorders>
+                  <w:tcMar>
+                    <w:left w:type="dxa" w:w="0"/>
+                    <w:bottom w:type="dxa" w:w="20"/>
+                    <w:right w:type="dxa" w:w="0"/>
+                  </w:tcMar>
+                  <w:vAlign w:val="bottom"/>
+                </w:tcPr>
+                <w:p>
+                  <w:pPr>
+                    <w:spacing w:after="0" w:before="0"/>
+                  </w:pPr>
+                  <w:r>
+                    <w:rPr>
+                      <w:rFonts w:ascii="Arial" w:cs="Arial" w:eastAsia="Arial" w:hAnsi="Arial"/>
+                      <w:color w:val="5A6B85"/>
+                      <w:sz w:val="21"/>
+                      <w:szCs w:val="21"/>
+                    </w:rPr>
+                    <w:t xml:space="preserve"/>
+                  </w:r>
+                </w:p>
+              </w:tc>
+            </w:tr>
+          </w:tbl>
           <w:p/>
         </w:tc>
       </w:tr>
@@ -2080,6 +2716,218 @@
                 <w:szCs w:val="21"/>
               </w:rPr>
               <w:t xml:space="preserve">Which fields on a sign-up form must have a presence check?</w:t>
+            </w:r>
+          </w:p>
+          <w:tbl>
+            <w:tblPr>
+              <w:tblW w:type="dxa" w:w="10026"/>
+              <w:tblBorders>
+                <w:top w:val="single" w:color="auto" w:sz="4"/>
+                <w:left w:val="single" w:color="auto" w:sz="4"/>
+                <w:bottom w:val="single" w:color="auto" w:sz="4"/>
+                <w:right w:val="single" w:color="auto" w:sz="4"/>
+                <w:insideH w:val="single" w:color="auto" w:sz="4"/>
+                <w:insideV w:val="single" w:color="auto" w:sz="4"/>
+              </w:tblBorders>
+            </w:tblPr>
+            <w:tblGrid>
+              <w:gridCol w:w="10026"/>
+            </w:tblGrid>
+            <w:tr>
+              <w:trPr>
+                <w:cantSplit/>
+                <w:trHeight w:val="460" w:hRule="exact"/>
+              </w:trPr>
+              <w:tc>
+                <w:tcPr>
+                  <w:tcW w:type="dxa" w:w="10026"/>
+                  <w:tcBorders>
+                    <w:top w:val="none" w:color="FFFFFF" w:sz="0"/>
+                    <w:left w:val="none" w:color="FFFFFF" w:sz="0"/>
+                    <w:bottom w:val="dotted" w:color="9AA8BC" w:sz="6"/>
+                    <w:right w:val="none" w:color="FFFFFF" w:sz="0"/>
+                  </w:tcBorders>
+                  <w:tcMar>
+                    <w:left w:type="dxa" w:w="0"/>
+                    <w:bottom w:type="dxa" w:w="20"/>
+                    <w:right w:type="dxa" w:w="0"/>
+                  </w:tcMar>
+                  <w:vAlign w:val="bottom"/>
+                </w:tcPr>
+                <w:p>
+                  <w:pPr>
+                    <w:spacing w:after="0" w:before="0"/>
+                  </w:pPr>
+                  <w:r>
+                    <w:rPr>
+                      <w:rFonts w:ascii="Arial" w:cs="Arial" w:eastAsia="Arial" w:hAnsi="Arial"/>
+                      <w:color w:val="5A6B85"/>
+                      <w:sz w:val="21"/>
+                      <w:szCs w:val="21"/>
+                    </w:rPr>
+                    <w:t xml:space="preserve"/>
+                  </w:r>
+                </w:p>
+              </w:tc>
+            </w:tr>
+            <w:tr>
+              <w:trPr>
+                <w:cantSplit/>
+                <w:trHeight w:val="460" w:hRule="exact"/>
+              </w:trPr>
+              <w:tc>
+                <w:tcPr>
+                  <w:tcW w:type="dxa" w:w="10026"/>
+                  <w:tcBorders>
+                    <w:top w:val="none" w:color="FFFFFF" w:sz="0"/>
+                    <w:left w:val="none" w:color="FFFFFF" w:sz="0"/>
+                    <w:bottom w:val="dotted" w:color="9AA8BC" w:sz="6"/>
+                    <w:right w:val="none" w:color="FFFFFF" w:sz="0"/>
+                  </w:tcBorders>
+                  <w:tcMar>
+                    <w:left w:type="dxa" w:w="0"/>
+                    <w:bottom w:type="dxa" w:w="20"/>
+                    <w:right w:type="dxa" w:w="0"/>
+                  </w:tcMar>
+                  <w:vAlign w:val="bottom"/>
+                </w:tcPr>
+                <w:p>
+                  <w:pPr>
+                    <w:spacing w:after="0" w:before="0"/>
+                  </w:pPr>
+                  <w:r>
+                    <w:rPr>
+                      <w:rFonts w:ascii="Arial" w:cs="Arial" w:eastAsia="Arial" w:hAnsi="Arial"/>
+                      <w:color w:val="5A6B85"/>
+                      <w:sz w:val="21"/>
+                      <w:szCs w:val="21"/>
+                    </w:rPr>
+                    <w:t xml:space="preserve"/>
+                  </w:r>
+                </w:p>
+              </w:tc>
+            </w:tr>
+          </w:tbl>
+          <w:p>
+            <w:pPr>
+              <w:keepNext/>
+              <w:spacing w:after="60" w:before="120"/>
+            </w:pPr>
+            <w:r>
+              <w:rPr>
+                <w:rFonts w:ascii="Arial" w:cs="Arial" w:eastAsia="Arial" w:hAnsi="Arial"/>
+                <w:b/>
+                <w:bCs/>
+                <w:sz w:val="21"/>
+                <w:szCs w:val="21"/>
+              </w:rPr>
+              <w:t xml:space="preserve">What does a presence check do?</w:t>
+            </w:r>
+          </w:p>
+          <w:tbl>
+            <w:tblPr>
+              <w:tblW w:type="dxa" w:w="10026"/>
+              <w:tblBorders>
+                <w:top w:val="single" w:color="auto" w:sz="4"/>
+                <w:left w:val="single" w:color="auto" w:sz="4"/>
+                <w:bottom w:val="single" w:color="auto" w:sz="4"/>
+                <w:right w:val="single" w:color="auto" w:sz="4"/>
+                <w:insideH w:val="single" w:color="auto" w:sz="4"/>
+                <w:insideV w:val="single" w:color="auto" w:sz="4"/>
+              </w:tblBorders>
+            </w:tblPr>
+            <w:tblGrid>
+              <w:gridCol w:w="10026"/>
+            </w:tblGrid>
+            <w:tr>
+              <w:trPr>
+                <w:cantSplit/>
+                <w:trHeight w:val="460" w:hRule="exact"/>
+              </w:trPr>
+              <w:tc>
+                <w:tcPr>
+                  <w:tcW w:type="dxa" w:w="10026"/>
+                  <w:tcBorders>
+                    <w:top w:val="none" w:color="FFFFFF" w:sz="0"/>
+                    <w:left w:val="none" w:color="FFFFFF" w:sz="0"/>
+                    <w:bottom w:val="dotted" w:color="9AA8BC" w:sz="6"/>
+                    <w:right w:val="none" w:color="FFFFFF" w:sz="0"/>
+                  </w:tcBorders>
+                  <w:tcMar>
+                    <w:left w:type="dxa" w:w="0"/>
+                    <w:bottom w:type="dxa" w:w="20"/>
+                    <w:right w:type="dxa" w:w="0"/>
+                  </w:tcMar>
+                  <w:vAlign w:val="bottom"/>
+                </w:tcPr>
+                <w:p>
+                  <w:pPr>
+                    <w:spacing w:after="0" w:before="0"/>
+                  </w:pPr>
+                  <w:r>
+                    <w:rPr>
+                      <w:rFonts w:ascii="Arial" w:cs="Arial" w:eastAsia="Arial" w:hAnsi="Arial"/>
+                      <w:color w:val="5A6B85"/>
+                      <w:sz w:val="21"/>
+                      <w:szCs w:val="21"/>
+                    </w:rPr>
+                    <w:t xml:space="preserve"/>
+                  </w:r>
+                </w:p>
+              </w:tc>
+            </w:tr>
+            <w:tr>
+              <w:trPr>
+                <w:cantSplit/>
+                <w:trHeight w:val="460" w:hRule="exact"/>
+              </w:trPr>
+              <w:tc>
+                <w:tcPr>
+                  <w:tcW w:type="dxa" w:w="10026"/>
+                  <w:tcBorders>
+                    <w:top w:val="none" w:color="FFFFFF" w:sz="0"/>
+                    <w:left w:val="none" w:color="FFFFFF" w:sz="0"/>
+                    <w:bottom w:val="dotted" w:color="9AA8BC" w:sz="6"/>
+                    <w:right w:val="none" w:color="FFFFFF" w:sz="0"/>
+                  </w:tcBorders>
+                  <w:tcMar>
+                    <w:left w:type="dxa" w:w="0"/>
+                    <w:bottom w:type="dxa" w:w="20"/>
+                    <w:right w:type="dxa" w:w="0"/>
+                  </w:tcMar>
+                  <w:vAlign w:val="bottom"/>
+                </w:tcPr>
+                <w:p>
+                  <w:pPr>
+                    <w:spacing w:after="0" w:before="0"/>
+                  </w:pPr>
+                  <w:r>
+                    <w:rPr>
+                      <w:rFonts w:ascii="Arial" w:cs="Arial" w:eastAsia="Arial" w:hAnsi="Arial"/>
+                      <w:color w:val="5A6B85"/>
+                      <w:sz w:val="21"/>
+                      <w:szCs w:val="21"/>
+                    </w:rPr>
+                    <w:t xml:space="preserve"/>
+                  </w:r>
+                </w:p>
+              </w:tc>
+            </w:tr>
+          </w:tbl>
+          <w:p>
+            <w:pPr>
+              <w:keepNext/>
+              <w:spacing w:after="60" w:before="120"/>
+            </w:pPr>
+            <w:r>
+              <w:rPr>
+                <w:rFonts w:ascii="Arial" w:cs="Arial" w:eastAsia="Arial" w:hAnsi="Arial"/>
+                <w:b/>
+                <w:bCs/>
+                <w:sz w:val="21"/>
+                <w:szCs w:val="21"/>
+              </w:rPr>
+              <w:t xml:space="preserve">Which input would fail a presence check?</w:t>
             </w:r>
           </w:p>
           <w:tbl>
@@ -2455,6 +3303,218 @@
               </w:tc>
             </w:tr>
           </w:tbl>
+          <w:p>
+            <w:pPr>
+              <w:keepNext/>
+              <w:spacing w:after="60" w:before="120"/>
+            </w:pPr>
+            <w:r>
+              <w:rPr>
+                <w:rFonts w:ascii="Arial" w:cs="Arial" w:eastAsia="Arial" w:hAnsi="Arial"/>
+                <w:b/>
+                <w:bCs/>
+                <w:sz w:val="21"/>
+                <w:szCs w:val="21"/>
+              </w:rPr>
+              <w:t xml:space="preserve">Which check makes sure a date is written as DD/MM/YYYY?</w:t>
+            </w:r>
+          </w:p>
+          <w:tbl>
+            <w:tblPr>
+              <w:tblW w:type="dxa" w:w="10026"/>
+              <w:tblBorders>
+                <w:top w:val="single" w:color="auto" w:sz="4"/>
+                <w:left w:val="single" w:color="auto" w:sz="4"/>
+                <w:bottom w:val="single" w:color="auto" w:sz="4"/>
+                <w:right w:val="single" w:color="auto" w:sz="4"/>
+                <w:insideH w:val="single" w:color="auto" w:sz="4"/>
+                <w:insideV w:val="single" w:color="auto" w:sz="4"/>
+              </w:tblBorders>
+            </w:tblPr>
+            <w:tblGrid>
+              <w:gridCol w:w="10026"/>
+            </w:tblGrid>
+            <w:tr>
+              <w:trPr>
+                <w:cantSplit/>
+                <w:trHeight w:val="460" w:hRule="exact"/>
+              </w:trPr>
+              <w:tc>
+                <w:tcPr>
+                  <w:tcW w:type="dxa" w:w="10026"/>
+                  <w:tcBorders>
+                    <w:top w:val="none" w:color="FFFFFF" w:sz="0"/>
+                    <w:left w:val="none" w:color="FFFFFF" w:sz="0"/>
+                    <w:bottom w:val="dotted" w:color="9AA8BC" w:sz="6"/>
+                    <w:right w:val="none" w:color="FFFFFF" w:sz="0"/>
+                  </w:tcBorders>
+                  <w:tcMar>
+                    <w:left w:type="dxa" w:w="0"/>
+                    <w:bottom w:type="dxa" w:w="20"/>
+                    <w:right w:type="dxa" w:w="0"/>
+                  </w:tcMar>
+                  <w:vAlign w:val="bottom"/>
+                </w:tcPr>
+                <w:p>
+                  <w:pPr>
+                    <w:spacing w:after="0" w:before="0"/>
+                  </w:pPr>
+                  <w:r>
+                    <w:rPr>
+                      <w:rFonts w:ascii="Arial" w:cs="Arial" w:eastAsia="Arial" w:hAnsi="Arial"/>
+                      <w:color w:val="5A6B85"/>
+                      <w:sz w:val="21"/>
+                      <w:szCs w:val="21"/>
+                    </w:rPr>
+                    <w:t xml:space="preserve"/>
+                  </w:r>
+                </w:p>
+              </w:tc>
+            </w:tr>
+            <w:tr>
+              <w:trPr>
+                <w:cantSplit/>
+                <w:trHeight w:val="460" w:hRule="exact"/>
+              </w:trPr>
+              <w:tc>
+                <w:tcPr>
+                  <w:tcW w:type="dxa" w:w="10026"/>
+                  <w:tcBorders>
+                    <w:top w:val="none" w:color="FFFFFF" w:sz="0"/>
+                    <w:left w:val="none" w:color="FFFFFF" w:sz="0"/>
+                    <w:bottom w:val="dotted" w:color="9AA8BC" w:sz="6"/>
+                    <w:right w:val="none" w:color="FFFFFF" w:sz="0"/>
+                  </w:tcBorders>
+                  <w:tcMar>
+                    <w:left w:type="dxa" w:w="0"/>
+                    <w:bottom w:type="dxa" w:w="20"/>
+                    <w:right w:type="dxa" w:w="0"/>
+                  </w:tcMar>
+                  <w:vAlign w:val="bottom"/>
+                </w:tcPr>
+                <w:p>
+                  <w:pPr>
+                    <w:spacing w:after="0" w:before="0"/>
+                  </w:pPr>
+                  <w:r>
+                    <w:rPr>
+                      <w:rFonts w:ascii="Arial" w:cs="Arial" w:eastAsia="Arial" w:hAnsi="Arial"/>
+                      <w:color w:val="5A6B85"/>
+                      <w:sz w:val="21"/>
+                      <w:szCs w:val="21"/>
+                    </w:rPr>
+                    <w:t xml:space="preserve"/>
+                  </w:r>
+                </w:p>
+              </w:tc>
+            </w:tr>
+          </w:tbl>
+          <w:p>
+            <w:pPr>
+              <w:keepNext/>
+              <w:spacing w:after="60" w:before="120"/>
+            </w:pPr>
+            <w:r>
+              <w:rPr>
+                <w:rFonts w:ascii="Arial" w:cs="Arial" w:eastAsia="Arial" w:hAnsi="Arial"/>
+                <w:b/>
+                <w:bCs/>
+                <w:sz w:val="21"/>
+                <w:szCs w:val="21"/>
+              </w:rPr>
+              <w:t xml:space="preserve">Which check makes sure a password is at least 8 characters?</w:t>
+            </w:r>
+          </w:p>
+          <w:tbl>
+            <w:tblPr>
+              <w:tblW w:type="dxa" w:w="10026"/>
+              <w:tblBorders>
+                <w:top w:val="single" w:color="auto" w:sz="4"/>
+                <w:left w:val="single" w:color="auto" w:sz="4"/>
+                <w:bottom w:val="single" w:color="auto" w:sz="4"/>
+                <w:right w:val="single" w:color="auto" w:sz="4"/>
+                <w:insideH w:val="single" w:color="auto" w:sz="4"/>
+                <w:insideV w:val="single" w:color="auto" w:sz="4"/>
+              </w:tblBorders>
+            </w:tblPr>
+            <w:tblGrid>
+              <w:gridCol w:w="10026"/>
+            </w:tblGrid>
+            <w:tr>
+              <w:trPr>
+                <w:cantSplit/>
+                <w:trHeight w:val="460" w:hRule="exact"/>
+              </w:trPr>
+              <w:tc>
+                <w:tcPr>
+                  <w:tcW w:type="dxa" w:w="10026"/>
+                  <w:tcBorders>
+                    <w:top w:val="none" w:color="FFFFFF" w:sz="0"/>
+                    <w:left w:val="none" w:color="FFFFFF" w:sz="0"/>
+                    <w:bottom w:val="dotted" w:color="9AA8BC" w:sz="6"/>
+                    <w:right w:val="none" w:color="FFFFFF" w:sz="0"/>
+                  </w:tcBorders>
+                  <w:tcMar>
+                    <w:left w:type="dxa" w:w="0"/>
+                    <w:bottom w:type="dxa" w:w="20"/>
+                    <w:right w:type="dxa" w:w="0"/>
+                  </w:tcMar>
+                  <w:vAlign w:val="bottom"/>
+                </w:tcPr>
+                <w:p>
+                  <w:pPr>
+                    <w:spacing w:after="0" w:before="0"/>
+                  </w:pPr>
+                  <w:r>
+                    <w:rPr>
+                      <w:rFonts w:ascii="Arial" w:cs="Arial" w:eastAsia="Arial" w:hAnsi="Arial"/>
+                      <w:color w:val="5A6B85"/>
+                      <w:sz w:val="21"/>
+                      <w:szCs w:val="21"/>
+                    </w:rPr>
+                    <w:t xml:space="preserve"/>
+                  </w:r>
+                </w:p>
+              </w:tc>
+            </w:tr>
+            <w:tr>
+              <w:trPr>
+                <w:cantSplit/>
+                <w:trHeight w:val="460" w:hRule="exact"/>
+              </w:trPr>
+              <w:tc>
+                <w:tcPr>
+                  <w:tcW w:type="dxa" w:w="10026"/>
+                  <w:tcBorders>
+                    <w:top w:val="none" w:color="FFFFFF" w:sz="0"/>
+                    <w:left w:val="none" w:color="FFFFFF" w:sz="0"/>
+                    <w:bottom w:val="dotted" w:color="9AA8BC" w:sz="6"/>
+                    <w:right w:val="none" w:color="FFFFFF" w:sz="0"/>
+                  </w:tcBorders>
+                  <w:tcMar>
+                    <w:left w:type="dxa" w:w="0"/>
+                    <w:bottom w:type="dxa" w:w="20"/>
+                    <w:right w:type="dxa" w:w="0"/>
+                  </w:tcMar>
+                  <w:vAlign w:val="bottom"/>
+                </w:tcPr>
+                <w:p>
+                  <w:pPr>
+                    <w:spacing w:after="0" w:before="0"/>
+                  </w:pPr>
+                  <w:r>
+                    <w:rPr>
+                      <w:rFonts w:ascii="Arial" w:cs="Arial" w:eastAsia="Arial" w:hAnsi="Arial"/>
+                      <w:color w:val="5A6B85"/>
+                      <w:sz w:val="21"/>
+                      <w:szCs w:val="21"/>
+                    </w:rPr>
+                    <w:t xml:space="preserve"/>
+                  </w:r>
+                </w:p>
+              </w:tc>
+            </w:tr>
+          </w:tbl>
           <w:p/>
         </w:tc>
       </w:tr>
@@ -2646,6 +3706,218 @@
                 <w:szCs w:val="21"/>
               </w:rPr>
               <w:t xml:space="preserve">Would you use a whitelist or a blacklist for a menu with options A, B and C? Why?</w:t>
+            </w:r>
+          </w:p>
+          <w:tbl>
+            <w:tblPr>
+              <w:tblW w:type="dxa" w:w="10026"/>
+              <w:tblBorders>
+                <w:top w:val="single" w:color="auto" w:sz="4"/>
+                <w:left w:val="single" w:color="auto" w:sz="4"/>
+                <w:bottom w:val="single" w:color="auto" w:sz="4"/>
+                <w:right w:val="single" w:color="auto" w:sz="4"/>
+                <w:insideH w:val="single" w:color="auto" w:sz="4"/>
+                <w:insideV w:val="single" w:color="auto" w:sz="4"/>
+              </w:tblBorders>
+            </w:tblPr>
+            <w:tblGrid>
+              <w:gridCol w:w="10026"/>
+            </w:tblGrid>
+            <w:tr>
+              <w:trPr>
+                <w:cantSplit/>
+                <w:trHeight w:val="460" w:hRule="exact"/>
+              </w:trPr>
+              <w:tc>
+                <w:tcPr>
+                  <w:tcW w:type="dxa" w:w="10026"/>
+                  <w:tcBorders>
+                    <w:top w:val="none" w:color="FFFFFF" w:sz="0"/>
+                    <w:left w:val="none" w:color="FFFFFF" w:sz="0"/>
+                    <w:bottom w:val="dotted" w:color="9AA8BC" w:sz="6"/>
+                    <w:right w:val="none" w:color="FFFFFF" w:sz="0"/>
+                  </w:tcBorders>
+                  <w:tcMar>
+                    <w:left w:type="dxa" w:w="0"/>
+                    <w:bottom w:type="dxa" w:w="20"/>
+                    <w:right w:type="dxa" w:w="0"/>
+                  </w:tcMar>
+                  <w:vAlign w:val="bottom"/>
+                </w:tcPr>
+                <w:p>
+                  <w:pPr>
+                    <w:spacing w:after="0" w:before="0"/>
+                  </w:pPr>
+                  <w:r>
+                    <w:rPr>
+                      <w:rFonts w:ascii="Arial" w:cs="Arial" w:eastAsia="Arial" w:hAnsi="Arial"/>
+                      <w:color w:val="5A6B85"/>
+                      <w:sz w:val="21"/>
+                      <w:szCs w:val="21"/>
+                    </w:rPr>
+                    <w:t xml:space="preserve"/>
+                  </w:r>
+                </w:p>
+              </w:tc>
+            </w:tr>
+            <w:tr>
+              <w:trPr>
+                <w:cantSplit/>
+                <w:trHeight w:val="460" w:hRule="exact"/>
+              </w:trPr>
+              <w:tc>
+                <w:tcPr>
+                  <w:tcW w:type="dxa" w:w="10026"/>
+                  <w:tcBorders>
+                    <w:top w:val="none" w:color="FFFFFF" w:sz="0"/>
+                    <w:left w:val="none" w:color="FFFFFF" w:sz="0"/>
+                    <w:bottom w:val="dotted" w:color="9AA8BC" w:sz="6"/>
+                    <w:right w:val="none" w:color="FFFFFF" w:sz="0"/>
+                  </w:tcBorders>
+                  <w:tcMar>
+                    <w:left w:type="dxa" w:w="0"/>
+                    <w:bottom w:type="dxa" w:w="20"/>
+                    <w:right w:type="dxa" w:w="0"/>
+                  </w:tcMar>
+                  <w:vAlign w:val="bottom"/>
+                </w:tcPr>
+                <w:p>
+                  <w:pPr>
+                    <w:spacing w:after="0" w:before="0"/>
+                  </w:pPr>
+                  <w:r>
+                    <w:rPr>
+                      <w:rFonts w:ascii="Arial" w:cs="Arial" w:eastAsia="Arial" w:hAnsi="Arial"/>
+                      <w:color w:val="5A6B85"/>
+                      <w:sz w:val="21"/>
+                      <w:szCs w:val="21"/>
+                    </w:rPr>
+                    <w:t xml:space="preserve"/>
+                  </w:r>
+                </w:p>
+              </w:tc>
+            </w:tr>
+          </w:tbl>
+          <w:p>
+            <w:pPr>
+              <w:keepNext/>
+              <w:spacing w:after="60" w:before="120"/>
+            </w:pPr>
+            <w:r>
+              <w:rPr>
+                <w:rFonts w:ascii="Arial" w:cs="Arial" w:eastAsia="Arial" w:hAnsi="Arial"/>
+                <w:b/>
+                <w:bCs/>
+                <w:sz w:val="21"/>
+                <w:szCs w:val="21"/>
+              </w:rPr>
+              <w:t xml:space="preserve">What is a whitelist?</w:t>
+            </w:r>
+          </w:p>
+          <w:tbl>
+            <w:tblPr>
+              <w:tblW w:type="dxa" w:w="10026"/>
+              <w:tblBorders>
+                <w:top w:val="single" w:color="auto" w:sz="4"/>
+                <w:left w:val="single" w:color="auto" w:sz="4"/>
+                <w:bottom w:val="single" w:color="auto" w:sz="4"/>
+                <w:right w:val="single" w:color="auto" w:sz="4"/>
+                <w:insideH w:val="single" w:color="auto" w:sz="4"/>
+                <w:insideV w:val="single" w:color="auto" w:sz="4"/>
+              </w:tblBorders>
+            </w:tblPr>
+            <w:tblGrid>
+              <w:gridCol w:w="10026"/>
+            </w:tblGrid>
+            <w:tr>
+              <w:trPr>
+                <w:cantSplit/>
+                <w:trHeight w:val="460" w:hRule="exact"/>
+              </w:trPr>
+              <w:tc>
+                <w:tcPr>
+                  <w:tcW w:type="dxa" w:w="10026"/>
+                  <w:tcBorders>
+                    <w:top w:val="none" w:color="FFFFFF" w:sz="0"/>
+                    <w:left w:val="none" w:color="FFFFFF" w:sz="0"/>
+                    <w:bottom w:val="dotted" w:color="9AA8BC" w:sz="6"/>
+                    <w:right w:val="none" w:color="FFFFFF" w:sz="0"/>
+                  </w:tcBorders>
+                  <w:tcMar>
+                    <w:left w:type="dxa" w:w="0"/>
+                    <w:bottom w:type="dxa" w:w="20"/>
+                    <w:right w:type="dxa" w:w="0"/>
+                  </w:tcMar>
+                  <w:vAlign w:val="bottom"/>
+                </w:tcPr>
+                <w:p>
+                  <w:pPr>
+                    <w:spacing w:after="0" w:before="0"/>
+                  </w:pPr>
+                  <w:r>
+                    <w:rPr>
+                      <w:rFonts w:ascii="Arial" w:cs="Arial" w:eastAsia="Arial" w:hAnsi="Arial"/>
+                      <w:color w:val="5A6B85"/>
+                      <w:sz w:val="21"/>
+                      <w:szCs w:val="21"/>
+                    </w:rPr>
+                    <w:t xml:space="preserve"/>
+                  </w:r>
+                </w:p>
+              </w:tc>
+            </w:tr>
+            <w:tr>
+              <w:trPr>
+                <w:cantSplit/>
+                <w:trHeight w:val="460" w:hRule="exact"/>
+              </w:trPr>
+              <w:tc>
+                <w:tcPr>
+                  <w:tcW w:type="dxa" w:w="10026"/>
+                  <w:tcBorders>
+                    <w:top w:val="none" w:color="FFFFFF" w:sz="0"/>
+                    <w:left w:val="none" w:color="FFFFFF" w:sz="0"/>
+                    <w:bottom w:val="dotted" w:color="9AA8BC" w:sz="6"/>
+                    <w:right w:val="none" w:color="FFFFFF" w:sz="0"/>
+                  </w:tcBorders>
+                  <w:tcMar>
+                    <w:left w:type="dxa" w:w="0"/>
+                    <w:bottom w:type="dxa" w:w="20"/>
+                    <w:right w:type="dxa" w:w="0"/>
+                  </w:tcMar>
+                  <w:vAlign w:val="bottom"/>
+                </w:tcPr>
+                <w:p>
+                  <w:pPr>
+                    <w:spacing w:after="0" w:before="0"/>
+                  </w:pPr>
+                  <w:r>
+                    <w:rPr>
+                      <w:rFonts w:ascii="Arial" w:cs="Arial" w:eastAsia="Arial" w:hAnsi="Arial"/>
+                      <w:color w:val="5A6B85"/>
+                      <w:sz w:val="21"/>
+                      <w:szCs w:val="21"/>
+                    </w:rPr>
+                    <w:t xml:space="preserve"/>
+                  </w:r>
+                </w:p>
+              </w:tc>
+            </w:tr>
+          </w:tbl>
+          <w:p>
+            <w:pPr>
+              <w:keepNext/>
+              <w:spacing w:after="60" w:before="120"/>
+            </w:pPr>
+            <w:r>
+              <w:rPr>
+                <w:rFonts w:ascii="Arial" w:cs="Arial" w:eastAsia="Arial" w:hAnsi="Arial"/>
+                <w:b/>
+                <w:bCs/>
+                <w:sz w:val="21"/>
+                <w:szCs w:val="21"/>
+              </w:rPr>
+              <w:t xml:space="preserve">Which is the best use of a blacklist?</w:t>
             </w:r>
           </w:p>
           <w:tbl>
@@ -2954,7 +4226,7 @@
                       <w:sz w:val="21"/>
                       <w:szCs w:val="21"/>
                     </w:rPr>
-                    <w:t xml:space="preserve">There is some input</w:t>
+                    <w:t xml:space="preserve">The field has not been left blank</w:t>
                   </w:r>
                 </w:p>
               </w:tc>
@@ -3026,7 +4298,7 @@
                       <w:sz w:val="21"/>
                       <w:szCs w:val="21"/>
                     </w:rPr>
-                    <w:t xml:space="preserve">The date is 10 characters long</w:t>
+                    <w:t xml:space="preserve">The date is exactly 10 characters long</w:t>
                   </w:r>
                 </w:p>
               </w:tc>
@@ -3098,7 +4370,7 @@
                       <w:sz w:val="21"/>
                       <w:szCs w:val="21"/>
                     </w:rPr>
-                    <w:t xml:space="preserve">The date is in the format DD/MM/YYYY</w:t>
+                    <w:t xml:space="preserve">The date follows the pattern DD/MM/YYYY</w:t>
                   </w:r>
                 </w:p>
               </w:tc>
@@ -3170,7 +4442,7 @@
                       <w:sz w:val="21"/>
                       <w:szCs w:val="21"/>
                     </w:rPr>
-                    <w:t xml:space="preserve">The day, month and year are all numbers</w:t>
+                    <w:t xml:space="preserve">The day, month and year are all whole numbers</w:t>
                   </w:r>
                 </w:p>
               </w:tc>
@@ -3242,7 +4514,7 @@
                       <w:sz w:val="21"/>
                       <w:szCs w:val="21"/>
                     </w:rPr>
-                    <w:t xml:space="preserve">The month is not more than 12</w:t>
+                    <w:t xml:space="preserve">The month is between 1 and 12</w:t>
                   </w:r>
                 </w:p>
               </w:tc>
@@ -3314,7 +4586,7 @@
                       <w:sz w:val="21"/>
                       <w:szCs w:val="21"/>
                     </w:rPr>
-                    <w:t xml:space="preserve">The year is not less than 1900</w:t>
+                    <w:t xml:space="preserve">The year is no earlier than 1920</w:t>
                   </w:r>
                 </w:p>
               </w:tc>
@@ -3386,7 +4658,7 @@
                       <w:sz w:val="21"/>
                       <w:szCs w:val="21"/>
                     </w:rPr>
-                    <w:t xml:space="preserve">The day and month are not less than 01</w:t>
+                    <w:t xml:space="preserve">The day is at least 01</w:t>
                   </w:r>
                 </w:p>
               </w:tc>
@@ -3612,7 +4884,7 @@
                 <w:sz w:val="21"/>
                 <w:szCs w:val="21"/>
               </w:rPr>
-              <w:t xml:space="preserve">What issues should a programmer consider to ensure a program caters for all likely input values?</w:t>
+              <w:t xml:space="preserve">How can a programmer make sure a program copes with anything a user types?</w:t>
             </w:r>
           </w:p>
           <w:tbl>
@@ -3841,7 +5113,7 @@
                 <w:sz w:val="21"/>
                 <w:szCs w:val="21"/>
               </w:rPr>
-              <w:t xml:space="preserve">a)  State what is meant by the term input validation.  </w:t>
+              <w:t xml:space="preserve">a)  Describe what input validation is and why programmers use it.  </w:t>
             </w:r>
             <w:r>
               <w:rPr>
@@ -3850,7 +5122,7 @@
                 <w:sz w:val="21"/>
                 <w:szCs w:val="21"/>
               </w:rPr>
-              <w:t xml:space="preserve">[1]</w:t>
+              <w:t xml:space="preserve">[2]</w:t>
             </w:r>
           </w:p>
           <w:tbl>
@@ -3905,6 +5177,43 @@
                 </w:p>
               </w:tc>
             </w:tr>
+            <w:tr>
+              <w:trPr>
+                <w:cantSplit/>
+                <w:trHeight w:val="460" w:hRule="exact"/>
+              </w:trPr>
+              <w:tc>
+                <w:tcPr>
+                  <w:tcW w:type="dxa" w:w="10026"/>
+                  <w:tcBorders>
+                    <w:top w:val="none" w:color="FFFFFF" w:sz="0"/>
+                    <w:left w:val="none" w:color="FFFFFF" w:sz="0"/>
+                    <w:bottom w:val="dotted" w:color="9AA8BC" w:sz="6"/>
+                    <w:right w:val="none" w:color="FFFFFF" w:sz="0"/>
+                  </w:tcBorders>
+                  <w:tcMar>
+                    <w:left w:type="dxa" w:w="0"/>
+                    <w:bottom w:type="dxa" w:w="20"/>
+                    <w:right w:type="dxa" w:w="0"/>
+                  </w:tcMar>
+                  <w:vAlign w:val="bottom"/>
+                </w:tcPr>
+                <w:p>
+                  <w:pPr>
+                    <w:spacing w:after="0" w:before="0"/>
+                  </w:pPr>
+                  <w:r>
+                    <w:rPr>
+                      <w:rFonts w:ascii="Arial" w:cs="Arial" w:eastAsia="Arial" w:hAnsi="Arial"/>
+                      <w:color w:val="5A6B85"/>
+                      <w:sz w:val="21"/>
+                      <w:szCs w:val="21"/>
+                    </w:rPr>
+                    <w:t xml:space="preserve"/>
+                  </w:r>
+                </w:p>
+              </w:tc>
+            </w:tr>
           </w:tbl>
           <w:p>
             <w:pPr>
@@ -3919,7 +5228,7 @@
                 <w:sz w:val="21"/>
                 <w:szCs w:val="21"/>
               </w:rPr>
-              <w:t xml:space="preserve">b)  Explain what is meant by the term length check and give an example.  </w:t>
+              <w:t xml:space="preserve">b)  A form asks for a UK mobile number. Describe two validation checks it should make, and say what each one catches.  </w:t>
             </w:r>
             <w:r>
               <w:rPr>
@@ -3928,7 +5237,7 @@
                 <w:sz w:val="21"/>
                 <w:szCs w:val="21"/>
               </w:rPr>
-              <w:t xml:space="preserve">[2]</w:t>
+              <w:t xml:space="preserve">[4]</w:t>
             </w:r>
           </w:p>
           <w:tbl>
@@ -4020,6 +5329,80 @@
                 </w:p>
               </w:tc>
             </w:tr>
+            <w:tr>
+              <w:trPr>
+                <w:cantSplit/>
+                <w:trHeight w:val="460" w:hRule="exact"/>
+              </w:trPr>
+              <w:tc>
+                <w:tcPr>
+                  <w:tcW w:type="dxa" w:w="10026"/>
+                  <w:tcBorders>
+                    <w:top w:val="none" w:color="FFFFFF" w:sz="0"/>
+                    <w:left w:val="none" w:color="FFFFFF" w:sz="0"/>
+                    <w:bottom w:val="dotted" w:color="9AA8BC" w:sz="6"/>
+                    <w:right w:val="none" w:color="FFFFFF" w:sz="0"/>
+                  </w:tcBorders>
+                  <w:tcMar>
+                    <w:left w:type="dxa" w:w="0"/>
+                    <w:bottom w:type="dxa" w:w="20"/>
+                    <w:right w:type="dxa" w:w="0"/>
+                  </w:tcMar>
+                  <w:vAlign w:val="bottom"/>
+                </w:tcPr>
+                <w:p>
+                  <w:pPr>
+                    <w:spacing w:after="0" w:before="0"/>
+                  </w:pPr>
+                  <w:r>
+                    <w:rPr>
+                      <w:rFonts w:ascii="Arial" w:cs="Arial" w:eastAsia="Arial" w:hAnsi="Arial"/>
+                      <w:color w:val="5A6B85"/>
+                      <w:sz w:val="21"/>
+                      <w:szCs w:val="21"/>
+                    </w:rPr>
+                    <w:t xml:space="preserve"/>
+                  </w:r>
+                </w:p>
+              </w:tc>
+            </w:tr>
+            <w:tr>
+              <w:trPr>
+                <w:cantSplit/>
+                <w:trHeight w:val="460" w:hRule="exact"/>
+              </w:trPr>
+              <w:tc>
+                <w:tcPr>
+                  <w:tcW w:type="dxa" w:w="10026"/>
+                  <w:tcBorders>
+                    <w:top w:val="none" w:color="FFFFFF" w:sz="0"/>
+                    <w:left w:val="none" w:color="FFFFFF" w:sz="0"/>
+                    <w:bottom w:val="dotted" w:color="9AA8BC" w:sz="6"/>
+                    <w:right w:val="none" w:color="FFFFFF" w:sz="0"/>
+                  </w:tcBorders>
+                  <w:tcMar>
+                    <w:left w:type="dxa" w:w="0"/>
+                    <w:bottom w:type="dxa" w:w="20"/>
+                    <w:right w:type="dxa" w:w="0"/>
+                  </w:tcMar>
+                  <w:vAlign w:val="bottom"/>
+                </w:tcPr>
+                <w:p>
+                  <w:pPr>
+                    <w:spacing w:after="0" w:before="0"/>
+                  </w:pPr>
+                  <w:r>
+                    <w:rPr>
+                      <w:rFonts w:ascii="Arial" w:cs="Arial" w:eastAsia="Arial" w:hAnsi="Arial"/>
+                      <w:color w:val="5A6B85"/>
+                      <w:sz w:val="21"/>
+                      <w:szCs w:val="21"/>
+                    </w:rPr>
+                    <w:t xml:space="preserve"/>
+                  </w:r>
+                </w:p>
+              </w:tc>
+            </w:tr>
           </w:tbl>
           <w:p>
             <w:pPr>
@@ -4034,7 +5417,7 @@
                 <w:sz w:val="21"/>
                 <w:szCs w:val="21"/>
               </w:rPr>
-              <w:t xml:space="preserve">c)  Describe two validation checks that could be used on a field asking for a user's age.  </w:t>
+              <w:t xml:space="preserve">c)  Explain the difference between a range check and a type check, using an example of each.  </w:t>
             </w:r>
             <w:r>
               <w:rPr>
